--- a/ejercicio-7/2-ej7-algoritmo-prueba-de-escritorio.docx
+++ b/ejercicio-7/2-ej7-algoritmo-prueba-de-escritorio.docx
@@ -39,17 +39,27 @@
         <w:rPr/>
       </w:pPr>
       <w:r>
+        <w:rPr>
+          <w:rtl w:val="0"/>
+        </w:rPr>
+      </w:r>
+    </w:p>
+    <w:p>
+      <w:pPr>
+        <w:rPr/>
+      </w:pPr>
+      <w:r>
         <w:rPr/>
         <w:drawing>
           <wp:inline distB="114300" distT="114300" distL="114300" distR="114300">
-            <wp:extent cx="3308426" cy="3741562"/>
+            <wp:extent cx="3690938" cy="6590128"/>
             <wp:effectExtent b="0" l="0" r="0" t="0"/>
-            <wp:docPr id="2" name="image2.png"/>
+            <wp:docPr id="2" name="image1.png"/>
             <a:graphic>
               <a:graphicData uri="http://schemas.openxmlformats.org/drawingml/2006/picture">
                 <pic:pic>
                   <pic:nvPicPr>
-                    <pic:cNvPr id="0" name="image2.png"/>
+                    <pic:cNvPr id="0" name="image1.png"/>
                     <pic:cNvPicPr preferRelativeResize="0"/>
                   </pic:nvPicPr>
                   <pic:blipFill>
@@ -62,7 +72,7 @@
                   <pic:spPr>
                     <a:xfrm>
                       <a:off x="0" y="0"/>
-                      <a:ext cx="3308426" cy="3741562"/>
+                      <a:ext cx="3690938" cy="6590128"/>
                     </a:xfrm>
                     <a:prstGeom prst="rect"/>
                     <a:ln/>
@@ -81,6 +91,86 @@
     </w:p>
     <w:p>
       <w:pPr>
+        <w:rPr/>
+      </w:pPr>
+      <w:r>
+        <w:rPr>
+          <w:rtl w:val="0"/>
+        </w:rPr>
+      </w:r>
+    </w:p>
+    <w:p>
+      <w:pPr>
+        <w:rPr/>
+      </w:pPr>
+      <w:r>
+        <w:rPr>
+          <w:rtl w:val="0"/>
+        </w:rPr>
+      </w:r>
+    </w:p>
+    <w:p>
+      <w:pPr>
+        <w:rPr/>
+      </w:pPr>
+      <w:r>
+        <w:rPr>
+          <w:rtl w:val="0"/>
+        </w:rPr>
+      </w:r>
+    </w:p>
+    <w:p>
+      <w:pPr>
+        <w:rPr/>
+      </w:pPr>
+      <w:r>
+        <w:rPr>
+          <w:rtl w:val="0"/>
+        </w:rPr>
+      </w:r>
+    </w:p>
+    <w:p>
+      <w:pPr>
+        <w:rPr/>
+      </w:pPr>
+      <w:r>
+        <w:rPr>
+          <w:rtl w:val="0"/>
+        </w:rPr>
+      </w:r>
+    </w:p>
+    <w:p>
+      <w:pPr>
+        <w:rPr/>
+      </w:pPr>
+      <w:r>
+        <w:rPr>
+          <w:rtl w:val="0"/>
+        </w:rPr>
+      </w:r>
+    </w:p>
+    <w:p>
+      <w:pPr>
+        <w:rPr/>
+      </w:pPr>
+      <w:r>
+        <w:rPr>
+          <w:rtl w:val="0"/>
+        </w:rPr>
+      </w:r>
+    </w:p>
+    <w:p>
+      <w:pPr>
+        <w:rPr/>
+      </w:pPr>
+      <w:r>
+        <w:rPr>
+          <w:rtl w:val="0"/>
+        </w:rPr>
+      </w:r>
+    </w:p>
+    <w:p>
+      <w:pPr>
         <w:numPr>
           <w:ilvl w:val="0"/>
           <w:numId w:val="1"/>
@@ -92,7 +182,7 @@
       </w:pPr>
       <w:r>
         <w:rPr>
-          <w:color w:val="4a86e8"/>
+          <w:color w:val="0000ff"/>
           <w:rtl w:val="0"/>
         </w:rPr>
         <w:t xml:space="preserve">Proceso</w:t>
@@ -140,7 +230,7 @@
       </w:r>
       <w:r>
         <w:rPr>
-          <w:color w:val="4a86e8"/>
+          <w:color w:val="0000ff"/>
           <w:rtl w:val="0"/>
         </w:rPr>
         <w:t xml:space="preserve">Definir</w:t>
@@ -153,7 +243,7 @@
       </w:r>
       <w:r>
         <w:rPr>
-          <w:color w:val="4a86e8"/>
+          <w:color w:val="0000ff"/>
           <w:rtl w:val="0"/>
         </w:rPr>
         <w:t xml:space="preserve">Como Real;</w:t>
@@ -174,27 +264,6 @@
         <w:rPr>
           <w:rtl w:val="0"/>
         </w:rPr>
-        <w:t xml:space="preserve">    </w:t>
-      </w:r>
-      <w:r>
-        <w:rPr>
-          <w:color w:val="4a86e8"/>
-          <w:rtl w:val="0"/>
-        </w:rPr>
-        <w:t xml:space="preserve">Definir</w:t>
-      </w:r>
-      <w:r>
-        <w:rPr>
-          <w:rtl w:val="0"/>
-        </w:rPr>
-        <w:t xml:space="preserve"> i </w:t>
-      </w:r>
-      <w:r>
-        <w:rPr>
-          <w:color w:val="4a86e8"/>
-          <w:rtl w:val="0"/>
-        </w:rPr>
-        <w:t xml:space="preserve">Como Entero;</w:t>
       </w:r>
     </w:p>
     <w:p>
@@ -212,6 +281,33 @@
         <w:rPr>
           <w:rtl w:val="0"/>
         </w:rPr>
+        <w:t xml:space="preserve">    </w:t>
+      </w:r>
+      <w:r>
+        <w:rPr>
+          <w:color w:val="0000ff"/>
+          <w:rtl w:val="0"/>
+        </w:rPr>
+        <w:t xml:space="preserve">Escribir</w:t>
+      </w:r>
+      <w:r>
+        <w:rPr>
+          <w:rtl w:val="0"/>
+        </w:rPr>
+        <w:t xml:space="preserve"> </w:t>
+      </w:r>
+      <w:r>
+        <w:rPr>
+          <w:color w:val="38761d"/>
+          <w:rtl w:val="0"/>
+        </w:rPr>
+        <w:t xml:space="preserve">"Ingrese el primer numero:"</w:t>
+      </w:r>
+      <w:r>
+        <w:rPr>
+          <w:rtl w:val="0"/>
+        </w:rPr>
+        <w:t xml:space="preserve">;</w:t>
       </w:r>
     </w:p>
     <w:p>
@@ -233,30 +329,16 @@
       </w:r>
       <w:r>
         <w:rPr>
-          <w:color w:val="4a86e8"/>
-          <w:rtl w:val="0"/>
-        </w:rPr>
-        <w:t xml:space="preserve">Escribir</w:t>
-      </w:r>
-      <w:r>
-        <w:rPr>
-          <w:rtl w:val="0"/>
-        </w:rPr>
-        <w:t xml:space="preserve"> </w:t>
-      </w:r>
-      <w:r>
-        <w:rPr>
-          <w:color w:val="38761d"/>
-          <w:rtl w:val="0"/>
-        </w:rPr>
-        <w:t xml:space="preserve">"Ingrese un numero:"</w:t>
-      </w:r>
-      <w:r>
-        <w:rPr>
-          <w:color w:val="4a86e8"/>
-          <w:rtl w:val="0"/>
-        </w:rPr>
-        <w:t xml:space="preserve">;</w:t>
+          <w:color w:val="0000ff"/>
+          <w:rtl w:val="0"/>
+        </w:rPr>
+        <w:t xml:space="preserve">Leer</w:t>
+      </w:r>
+      <w:r>
+        <w:rPr>
+          <w:rtl w:val="0"/>
+        </w:rPr>
+        <w:t xml:space="preserve"> num;</w:t>
       </w:r>
     </w:p>
     <w:p>
@@ -274,27 +356,6 @@
         <w:rPr>
           <w:rtl w:val="0"/>
         </w:rPr>
-        <w:t xml:space="preserve">    </w:t>
-      </w:r>
-      <w:r>
-        <w:rPr>
-          <w:color w:val="4a86e8"/>
-          <w:rtl w:val="0"/>
-        </w:rPr>
-        <w:t xml:space="preserve">Leer</w:t>
-      </w:r>
-      <w:r>
-        <w:rPr>
-          <w:rtl w:val="0"/>
-        </w:rPr>
-        <w:t xml:space="preserve"> num</w:t>
-      </w:r>
-      <w:r>
-        <w:rPr>
-          <w:color w:val="4a86e8"/>
-          <w:rtl w:val="0"/>
-        </w:rPr>
-        <w:t xml:space="preserve">;</w:t>
       </w:r>
     </w:p>
     <w:p>
@@ -312,6 +373,20 @@
         <w:rPr>
           <w:rtl w:val="0"/>
         </w:rPr>
+        <w:t xml:space="preserve">    numMayor </w:t>
+      </w:r>
+      <w:r>
+        <w:rPr>
+          <w:color w:val="0000ff"/>
+          <w:rtl w:val="0"/>
+        </w:rPr>
+        <w:t xml:space="preserve">&lt;-</w:t>
+      </w:r>
+      <w:r>
+        <w:rPr>
+          <w:rtl w:val="0"/>
+        </w:rPr>
+        <w:t xml:space="preserve"> num;</w:t>
       </w:r>
     </w:p>
     <w:p>
@@ -329,27 +404,6 @@
         <w:rPr>
           <w:rtl w:val="0"/>
         </w:rPr>
-        <w:t xml:space="preserve">    numMayor </w:t>
-      </w:r>
-      <w:r>
-        <w:rPr>
-          <w:color w:val="4a86e8"/>
-          <w:rtl w:val="0"/>
-        </w:rPr>
-        <w:t xml:space="preserve">&lt;-</w:t>
-      </w:r>
-      <w:r>
-        <w:rPr>
-          <w:rtl w:val="0"/>
-        </w:rPr>
-        <w:t xml:space="preserve"> num</w:t>
-      </w:r>
-      <w:r>
-        <w:rPr>
-          <w:color w:val="4a86e8"/>
-          <w:rtl w:val="0"/>
-        </w:rPr>
-        <w:t xml:space="preserve">;</w:t>
       </w:r>
     </w:p>
     <w:p>
@@ -367,6 +421,33 @@
         <w:rPr>
           <w:rtl w:val="0"/>
         </w:rPr>
+        <w:t xml:space="preserve">    </w:t>
+      </w:r>
+      <w:r>
+        <w:rPr>
+          <w:color w:val="0000ff"/>
+          <w:rtl w:val="0"/>
+        </w:rPr>
+        <w:t xml:space="preserve">Escribir</w:t>
+      </w:r>
+      <w:r>
+        <w:rPr>
+          <w:rtl w:val="0"/>
+        </w:rPr>
+        <w:t xml:space="preserve"> </w:t>
+      </w:r>
+      <w:r>
+        <w:rPr>
+          <w:color w:val="38761d"/>
+          <w:rtl w:val="0"/>
+        </w:rPr>
+        <w:t xml:space="preserve">"Ingrese el segundo numero:"</w:t>
+      </w:r>
+      <w:r>
+        <w:rPr>
+          <w:rtl w:val="0"/>
+        </w:rPr>
+        <w:t xml:space="preserve">;</w:t>
       </w:r>
     </w:p>
     <w:p>
@@ -384,79 +465,20 @@
         <w:rPr>
           <w:rtl w:val="0"/>
         </w:rPr>
-        <w:t xml:space="preserve">    </w:t>
-      </w:r>
-      <w:r>
-        <w:rPr>
-          <w:color w:val="4a86e8"/>
-          <w:rtl w:val="0"/>
-        </w:rPr>
-        <w:t xml:space="preserve">Para</w:t>
-      </w:r>
-      <w:r>
-        <w:rPr>
-          <w:rtl w:val="0"/>
-        </w:rPr>
-        <w:t xml:space="preserve"> i </w:t>
-      </w:r>
-      <w:r>
-        <w:rPr>
-          <w:color w:val="4a86e8"/>
-          <w:rtl w:val="0"/>
-        </w:rPr>
-        <w:t xml:space="preserve">&lt;-</w:t>
-      </w:r>
-      <w:r>
-        <w:rPr>
-          <w:rtl w:val="0"/>
-        </w:rPr>
-        <w:t xml:space="preserve"> </w:t>
-      </w:r>
-      <w:r>
-        <w:rPr>
-          <w:color w:val="cc0000"/>
-          <w:rtl w:val="0"/>
-        </w:rPr>
-        <w:t xml:space="preserve">2</w:t>
-      </w:r>
-      <w:r>
-        <w:rPr>
-          <w:rtl w:val="0"/>
-        </w:rPr>
-        <w:t xml:space="preserve"> </w:t>
-      </w:r>
-      <w:r>
-        <w:rPr>
-          <w:color w:val="4a86e8"/>
-          <w:rtl w:val="0"/>
-        </w:rPr>
-        <w:t xml:space="preserve">Hasta</w:t>
-      </w:r>
-      <w:r>
-        <w:rPr>
-          <w:rtl w:val="0"/>
-        </w:rPr>
-        <w:t xml:space="preserve"> </w:t>
-      </w:r>
-      <w:r>
-        <w:rPr>
-          <w:color w:val="cc0000"/>
-          <w:rtl w:val="0"/>
-        </w:rPr>
-        <w:t xml:space="preserve">5</w:t>
-      </w:r>
-      <w:r>
-        <w:rPr>
-          <w:rtl w:val="0"/>
-        </w:rPr>
-        <w:t xml:space="preserve"> </w:t>
-      </w:r>
-      <w:r>
-        <w:rPr>
-          <w:color w:val="4a86e8"/>
-          <w:rtl w:val="0"/>
-        </w:rPr>
-        <w:t xml:space="preserve">Hacer</w:t>
+        <w:t xml:space="preserve">   </w:t>
+      </w:r>
+      <w:r>
+        <w:rPr>
+          <w:color w:val="0000ff"/>
+          <w:rtl w:val="0"/>
+        </w:rPr>
+        <w:t xml:space="preserve"> Leer</w:t>
+      </w:r>
+      <w:r>
+        <w:rPr>
+          <w:rtl w:val="0"/>
+        </w:rPr>
+        <w:t xml:space="preserve"> num;</w:t>
       </w:r>
     </w:p>
     <w:p>
@@ -491,34 +513,40 @@
         <w:rPr>
           <w:rtl w:val="0"/>
         </w:rPr>
-        <w:t xml:space="preserve">        </w:t>
-      </w:r>
-      <w:r>
-        <w:rPr>
-          <w:color w:val="4a86e8"/>
-          <w:rtl w:val="0"/>
-        </w:rPr>
-        <w:t xml:space="preserve">Escribir</w:t>
-      </w:r>
-      <w:r>
-        <w:rPr>
-          <w:rtl w:val="0"/>
-        </w:rPr>
-        <w:t xml:space="preserve"> </w:t>
-      </w:r>
-      <w:r>
-        <w:rPr>
-          <w:color w:val="38761d"/>
-          <w:rtl w:val="0"/>
-        </w:rPr>
-        <w:t xml:space="preserve">"Ingrese un numero:"</w:t>
-      </w:r>
-      <w:r>
-        <w:rPr>
-          <w:color w:val="4a86e8"/>
-          <w:rtl w:val="0"/>
-        </w:rPr>
-        <w:t xml:space="preserve">;</w:t>
+        <w:t xml:space="preserve">    </w:t>
+      </w:r>
+      <w:r>
+        <w:rPr>
+          <w:color w:val="0000ff"/>
+          <w:rtl w:val="0"/>
+        </w:rPr>
+        <w:t xml:space="preserve">Si</w:t>
+      </w:r>
+      <w:r>
+        <w:rPr>
+          <w:rtl w:val="0"/>
+        </w:rPr>
+        <w:t xml:space="preserve"> num </w:t>
+      </w:r>
+      <w:r>
+        <w:rPr>
+          <w:color w:val="0000ff"/>
+          <w:rtl w:val="0"/>
+        </w:rPr>
+        <w:t xml:space="preserve">&gt;</w:t>
+      </w:r>
+      <w:r>
+        <w:rPr>
+          <w:rtl w:val="0"/>
+        </w:rPr>
+        <w:t xml:space="preserve"> numMayor </w:t>
+      </w:r>
+      <w:r>
+        <w:rPr>
+          <w:color w:val="0000ff"/>
+          <w:rtl w:val="0"/>
+        </w:rPr>
+        <w:t xml:space="preserve">Entonces</w:t>
       </w:r>
     </w:p>
     <w:p>
@@ -536,27 +564,20 @@
         <w:rPr>
           <w:rtl w:val="0"/>
         </w:rPr>
-        <w:t xml:space="preserve">        </w:t>
-      </w:r>
-      <w:r>
-        <w:rPr>
-          <w:color w:val="4a86e8"/>
-          <w:rtl w:val="0"/>
-        </w:rPr>
-        <w:t xml:space="preserve">Leer</w:t>
-      </w:r>
-      <w:r>
-        <w:rPr>
-          <w:rtl w:val="0"/>
-        </w:rPr>
-        <w:t xml:space="preserve"> num</w:t>
-      </w:r>
-      <w:r>
-        <w:rPr>
-          <w:color w:val="4a86e8"/>
-          <w:rtl w:val="0"/>
-        </w:rPr>
-        <w:t xml:space="preserve">;</w:t>
+        <w:t xml:space="preserve">        numMayor </w:t>
+      </w:r>
+      <w:r>
+        <w:rPr>
+          <w:color w:val="0000ff"/>
+          <w:rtl w:val="0"/>
+        </w:rPr>
+        <w:t xml:space="preserve">&lt;-</w:t>
+      </w:r>
+      <w:r>
+        <w:rPr>
+          <w:rtl w:val="0"/>
+        </w:rPr>
+        <w:t xml:space="preserve"> num;</w:t>
       </w:r>
     </w:p>
     <w:p>
@@ -574,6 +595,14 @@
         <w:rPr>
           <w:rtl w:val="0"/>
         </w:rPr>
+        <w:t xml:space="preserve">    </w:t>
+      </w:r>
+      <w:r>
+        <w:rPr>
+          <w:color w:val="0000ff"/>
+          <w:rtl w:val="0"/>
+        </w:rPr>
+        <w:t xml:space="preserve">FinSi</w:t>
       </w:r>
     </w:p>
     <w:p>
@@ -591,40 +620,6 @@
         <w:rPr>
           <w:rtl w:val="0"/>
         </w:rPr>
-        <w:t xml:space="preserve">        </w:t>
-      </w:r>
-      <w:r>
-        <w:rPr>
-          <w:color w:val="4a86e8"/>
-          <w:rtl w:val="0"/>
-        </w:rPr>
-        <w:t xml:space="preserve">Si</w:t>
-      </w:r>
-      <w:r>
-        <w:rPr>
-          <w:rtl w:val="0"/>
-        </w:rPr>
-        <w:t xml:space="preserve"> num </w:t>
-      </w:r>
-      <w:r>
-        <w:rPr>
-          <w:color w:val="4a86e8"/>
-          <w:rtl w:val="0"/>
-        </w:rPr>
-        <w:t xml:space="preserve">&gt;</w:t>
-      </w:r>
-      <w:r>
-        <w:rPr>
-          <w:rtl w:val="0"/>
-        </w:rPr>
-        <w:t xml:space="preserve"> numMayor </w:t>
-      </w:r>
-      <w:r>
-        <w:rPr>
-          <w:color w:val="4a86e8"/>
-          <w:rtl w:val="0"/>
-        </w:rPr>
-        <w:t xml:space="preserve">Entonces</w:t>
       </w:r>
     </w:p>
     <w:p>
@@ -642,24 +637,30 @@
         <w:rPr>
           <w:rtl w:val="0"/>
         </w:rPr>
-        <w:t xml:space="preserve">            numMayor </w:t>
-      </w:r>
-      <w:r>
-        <w:rPr>
-          <w:color w:val="4a86e8"/>
-          <w:rtl w:val="0"/>
-        </w:rPr>
-        <w:t xml:space="preserve">&lt;-</w:t>
-      </w:r>
-      <w:r>
-        <w:rPr>
-          <w:rtl w:val="0"/>
-        </w:rPr>
-        <w:t xml:space="preserve"> num</w:t>
-      </w:r>
-      <w:r>
-        <w:rPr>
-          <w:color w:val="4a86e8"/>
+        <w:t xml:space="preserve">    </w:t>
+      </w:r>
+      <w:r>
+        <w:rPr>
+          <w:color w:val="0000ff"/>
+          <w:rtl w:val="0"/>
+        </w:rPr>
+        <w:t xml:space="preserve">Escribir</w:t>
+      </w:r>
+      <w:r>
+        <w:rPr>
+          <w:rtl w:val="0"/>
+        </w:rPr>
+        <w:t xml:space="preserve"> </w:t>
+      </w:r>
+      <w:r>
+        <w:rPr>
+          <w:color w:val="38761d"/>
+          <w:rtl w:val="0"/>
+        </w:rPr>
+        <w:t xml:space="preserve">"Ingrese el tercer numero:"</w:t>
+      </w:r>
+      <w:r>
+        <w:rPr>
           <w:rtl w:val="0"/>
         </w:rPr>
         <w:t xml:space="preserve">;</w:t>
@@ -680,14 +681,20 @@
         <w:rPr>
           <w:rtl w:val="0"/>
         </w:rPr>
-        <w:t xml:space="preserve">       </w:t>
-      </w:r>
-      <w:r>
-        <w:rPr>
-          <w:color w:val="4a86e8"/>
-          <w:rtl w:val="0"/>
-        </w:rPr>
-        <w:t xml:space="preserve"> FinSi</w:t>
+        <w:t xml:space="preserve">    </w:t>
+      </w:r>
+      <w:r>
+        <w:rPr>
+          <w:color w:val="0000ff"/>
+          <w:rtl w:val="0"/>
+        </w:rPr>
+        <w:t xml:space="preserve">Leer</w:t>
+      </w:r>
+      <w:r>
+        <w:rPr>
+          <w:rtl w:val="0"/>
+        </w:rPr>
+        <w:t xml:space="preserve"> num;</w:t>
       </w:r>
     </w:p>
     <w:p>
@@ -726,10 +733,36 @@
       </w:r>
       <w:r>
         <w:rPr>
-          <w:color w:val="4a86e8"/>
-          <w:rtl w:val="0"/>
-        </w:rPr>
-        <w:t xml:space="preserve">FinPara</w:t>
+          <w:color w:val="0000ff"/>
+          <w:rtl w:val="0"/>
+        </w:rPr>
+        <w:t xml:space="preserve">Si</w:t>
+      </w:r>
+      <w:r>
+        <w:rPr>
+          <w:rtl w:val="0"/>
+        </w:rPr>
+        <w:t xml:space="preserve"> num </w:t>
+      </w:r>
+      <w:r>
+        <w:rPr>
+          <w:color w:val="0000ff"/>
+          <w:rtl w:val="0"/>
+        </w:rPr>
+        <w:t xml:space="preserve">&gt;</w:t>
+      </w:r>
+      <w:r>
+        <w:rPr>
+          <w:rtl w:val="0"/>
+        </w:rPr>
+        <w:t xml:space="preserve"> numMayor </w:t>
+      </w:r>
+      <w:r>
+        <w:rPr>
+          <w:color w:val="0000ff"/>
+          <w:rtl w:val="0"/>
+        </w:rPr>
+        <w:t xml:space="preserve">Entonces</w:t>
       </w:r>
     </w:p>
     <w:p>
@@ -747,6 +780,20 @@
         <w:rPr>
           <w:rtl w:val="0"/>
         </w:rPr>
+        <w:t xml:space="preserve">        numMayor </w:t>
+      </w:r>
+      <w:r>
+        <w:rPr>
+          <w:color w:val="0000ff"/>
+          <w:rtl w:val="0"/>
+        </w:rPr>
+        <w:t xml:space="preserve">&lt;-</w:t>
+      </w:r>
+      <w:r>
+        <w:rPr>
+          <w:rtl w:val="0"/>
+        </w:rPr>
+        <w:t xml:space="preserve"> num;</w:t>
       </w:r>
     </w:p>
     <w:p>
@@ -768,43 +815,10 @@
       </w:r>
       <w:r>
         <w:rPr>
-          <w:color w:val="4a86e8"/>
-          <w:rtl w:val="0"/>
-        </w:rPr>
-        <w:t xml:space="preserve">Escribir</w:t>
-      </w:r>
-      <w:r>
-        <w:rPr>
-          <w:rtl w:val="0"/>
-        </w:rPr>
-        <w:t xml:space="preserve"> </w:t>
-      </w:r>
-      <w:r>
-        <w:rPr>
-          <w:color w:val="38761d"/>
-          <w:rtl w:val="0"/>
-        </w:rPr>
-        <w:t xml:space="preserve">"El mayor es: "</w:t>
-      </w:r>
-      <w:r>
-        <w:rPr>
-          <w:color w:val="4a86e8"/>
-          <w:rtl w:val="0"/>
-        </w:rPr>
-        <w:t xml:space="preserve">,</w:t>
-      </w:r>
-      <w:r>
-        <w:rPr>
-          <w:rtl w:val="0"/>
-        </w:rPr>
-        <w:t xml:space="preserve"> numMayor</w:t>
-      </w:r>
-      <w:r>
-        <w:rPr>
-          <w:color w:val="4a86e8"/>
-          <w:rtl w:val="0"/>
-        </w:rPr>
-        <w:t xml:space="preserve">;</w:t>
+          <w:color w:val="0000ff"/>
+          <w:rtl w:val="0"/>
+        </w:rPr>
+        <w:t xml:space="preserve">FinSi</w:t>
       </w:r>
     </w:p>
     <w:p>
@@ -831,14 +845,588 @@
           <w:numId w:val="1"/>
         </w:numPr>
         <w:ind w:left="720" w:hanging="360"/>
-        <w:rPr/>
-      </w:pPr>
-      <w:r>
-        <w:rPr>
-          <w:color w:val="4a86e8"/>
+        <w:rPr>
+          <w:u w:val="none"/>
+        </w:rPr>
+      </w:pPr>
+      <w:r>
+        <w:rPr>
+          <w:rtl w:val="0"/>
+        </w:rPr>
+        <w:t xml:space="preserve">    </w:t>
+      </w:r>
+      <w:r>
+        <w:rPr>
+          <w:color w:val="0000ff"/>
+          <w:rtl w:val="0"/>
+        </w:rPr>
+        <w:t xml:space="preserve">Escribir</w:t>
+      </w:r>
+      <w:r>
+        <w:rPr>
+          <w:rtl w:val="0"/>
+        </w:rPr>
+        <w:t xml:space="preserve"> </w:t>
+      </w:r>
+      <w:r>
+        <w:rPr>
+          <w:color w:val="38761d"/>
+          <w:rtl w:val="0"/>
+        </w:rPr>
+        <w:t xml:space="preserve">"Ingrese el cuarto numero:"</w:t>
+      </w:r>
+      <w:r>
+        <w:rPr>
+          <w:rtl w:val="0"/>
+        </w:rPr>
+        <w:t xml:space="preserve">;</w:t>
+      </w:r>
+    </w:p>
+    <w:p>
+      <w:pPr>
+        <w:numPr>
+          <w:ilvl w:val="0"/>
+          <w:numId w:val="1"/>
+        </w:numPr>
+        <w:ind w:left="720" w:hanging="360"/>
+        <w:rPr>
+          <w:u w:val="none"/>
+        </w:rPr>
+      </w:pPr>
+      <w:r>
+        <w:rPr>
+          <w:rtl w:val="0"/>
+        </w:rPr>
+        <w:t xml:space="preserve">    </w:t>
+      </w:r>
+      <w:r>
+        <w:rPr>
+          <w:color w:val="0000ff"/>
+          <w:rtl w:val="0"/>
+        </w:rPr>
+        <w:t xml:space="preserve">Leer</w:t>
+      </w:r>
+      <w:r>
+        <w:rPr>
+          <w:rtl w:val="0"/>
+        </w:rPr>
+        <w:t xml:space="preserve"> num;</w:t>
+      </w:r>
+    </w:p>
+    <w:p>
+      <w:pPr>
+        <w:numPr>
+          <w:ilvl w:val="0"/>
+          <w:numId w:val="1"/>
+        </w:numPr>
+        <w:ind w:left="720" w:hanging="360"/>
+        <w:rPr>
+          <w:u w:val="none"/>
+        </w:rPr>
+      </w:pPr>
+      <w:r>
+        <w:rPr>
+          <w:rtl w:val="0"/>
+        </w:rPr>
+      </w:r>
+    </w:p>
+    <w:p>
+      <w:pPr>
+        <w:numPr>
+          <w:ilvl w:val="0"/>
+          <w:numId w:val="1"/>
+        </w:numPr>
+        <w:ind w:left="720" w:hanging="360"/>
+        <w:rPr>
+          <w:u w:val="none"/>
+        </w:rPr>
+      </w:pPr>
+      <w:r>
+        <w:rPr>
+          <w:rtl w:val="0"/>
+        </w:rPr>
+        <w:t xml:space="preserve">    </w:t>
+      </w:r>
+      <w:r>
+        <w:rPr>
+          <w:color w:val="0000ff"/>
+          <w:rtl w:val="0"/>
+        </w:rPr>
+        <w:t xml:space="preserve">Si</w:t>
+      </w:r>
+      <w:r>
+        <w:rPr>
+          <w:rtl w:val="0"/>
+        </w:rPr>
+        <w:t xml:space="preserve"> num </w:t>
+      </w:r>
+      <w:r>
+        <w:rPr>
+          <w:color w:val="0000ff"/>
+          <w:rtl w:val="0"/>
+        </w:rPr>
+        <w:t xml:space="preserve">&gt;</w:t>
+      </w:r>
+      <w:r>
+        <w:rPr>
+          <w:rtl w:val="0"/>
+        </w:rPr>
+        <w:t xml:space="preserve"> numMayor </w:t>
+      </w:r>
+      <w:r>
+        <w:rPr>
+          <w:color w:val="0000ff"/>
+          <w:rtl w:val="0"/>
+        </w:rPr>
+        <w:t xml:space="preserve">Entonces</w:t>
+      </w:r>
+    </w:p>
+    <w:p>
+      <w:pPr>
+        <w:numPr>
+          <w:ilvl w:val="0"/>
+          <w:numId w:val="1"/>
+        </w:numPr>
+        <w:ind w:left="720" w:hanging="360"/>
+        <w:rPr>
+          <w:u w:val="none"/>
+        </w:rPr>
+      </w:pPr>
+      <w:r>
+        <w:rPr>
+          <w:rtl w:val="0"/>
+        </w:rPr>
+        <w:t xml:space="preserve">        numMayor </w:t>
+      </w:r>
+      <w:r>
+        <w:rPr>
+          <w:color w:val="0000ff"/>
+          <w:rtl w:val="0"/>
+        </w:rPr>
+        <w:t xml:space="preserve">&lt;-</w:t>
+      </w:r>
+      <w:r>
+        <w:rPr>
+          <w:rtl w:val="0"/>
+        </w:rPr>
+        <w:t xml:space="preserve"> num;</w:t>
+      </w:r>
+    </w:p>
+    <w:p>
+      <w:pPr>
+        <w:numPr>
+          <w:ilvl w:val="0"/>
+          <w:numId w:val="1"/>
+        </w:numPr>
+        <w:ind w:left="720" w:hanging="360"/>
+        <w:rPr>
+          <w:u w:val="none"/>
+        </w:rPr>
+      </w:pPr>
+      <w:r>
+        <w:rPr>
+          <w:rtl w:val="0"/>
+        </w:rPr>
+        <w:t xml:space="preserve">    </w:t>
+      </w:r>
+      <w:r>
+        <w:rPr>
+          <w:color w:val="0000ff"/>
+          <w:rtl w:val="0"/>
+        </w:rPr>
+        <w:t xml:space="preserve">FinSi</w:t>
+      </w:r>
+    </w:p>
+    <w:p>
+      <w:pPr>
+        <w:numPr>
+          <w:ilvl w:val="0"/>
+          <w:numId w:val="1"/>
+        </w:numPr>
+        <w:ind w:left="720" w:hanging="360"/>
+        <w:rPr>
+          <w:u w:val="none"/>
+        </w:rPr>
+      </w:pPr>
+      <w:r>
+        <w:rPr>
+          <w:rtl w:val="0"/>
+        </w:rPr>
+      </w:r>
+    </w:p>
+    <w:p>
+      <w:pPr>
+        <w:numPr>
+          <w:ilvl w:val="0"/>
+          <w:numId w:val="1"/>
+        </w:numPr>
+        <w:ind w:left="720" w:hanging="360"/>
+        <w:rPr>
+          <w:u w:val="none"/>
+        </w:rPr>
+      </w:pPr>
+      <w:r>
+        <w:rPr>
+          <w:rtl w:val="0"/>
+        </w:rPr>
+        <w:t xml:space="preserve">    </w:t>
+      </w:r>
+      <w:r>
+        <w:rPr>
+          <w:color w:val="0000ff"/>
+          <w:rtl w:val="0"/>
+        </w:rPr>
+        <w:t xml:space="preserve">Escribir</w:t>
+      </w:r>
+      <w:r>
+        <w:rPr>
+          <w:rtl w:val="0"/>
+        </w:rPr>
+        <w:t xml:space="preserve"> </w:t>
+      </w:r>
+      <w:r>
+        <w:rPr>
+          <w:color w:val="38761d"/>
+          <w:rtl w:val="0"/>
+        </w:rPr>
+        <w:t xml:space="preserve">"Ingrese el quinto numero:"</w:t>
+      </w:r>
+      <w:r>
+        <w:rPr>
+          <w:rtl w:val="0"/>
+        </w:rPr>
+        <w:t xml:space="preserve">;</w:t>
+      </w:r>
+    </w:p>
+    <w:p>
+      <w:pPr>
+        <w:numPr>
+          <w:ilvl w:val="0"/>
+          <w:numId w:val="1"/>
+        </w:numPr>
+        <w:ind w:left="720" w:hanging="360"/>
+        <w:rPr>
+          <w:u w:val="none"/>
+        </w:rPr>
+      </w:pPr>
+      <w:r>
+        <w:rPr>
+          <w:rtl w:val="0"/>
+        </w:rPr>
+        <w:t xml:space="preserve">    </w:t>
+      </w:r>
+      <w:r>
+        <w:rPr>
+          <w:color w:val="0000ff"/>
+          <w:rtl w:val="0"/>
+        </w:rPr>
+        <w:t xml:space="preserve">Leer </w:t>
+      </w:r>
+      <w:r>
+        <w:rPr>
+          <w:rtl w:val="0"/>
+        </w:rPr>
+        <w:t xml:space="preserve">num;</w:t>
+      </w:r>
+    </w:p>
+    <w:p>
+      <w:pPr>
+        <w:numPr>
+          <w:ilvl w:val="0"/>
+          <w:numId w:val="1"/>
+        </w:numPr>
+        <w:ind w:left="720" w:hanging="360"/>
+        <w:rPr>
+          <w:u w:val="none"/>
+        </w:rPr>
+      </w:pPr>
+      <w:r>
+        <w:rPr>
+          <w:rtl w:val="0"/>
+        </w:rPr>
+      </w:r>
+    </w:p>
+    <w:p>
+      <w:pPr>
+        <w:numPr>
+          <w:ilvl w:val="0"/>
+          <w:numId w:val="1"/>
+        </w:numPr>
+        <w:ind w:left="720" w:hanging="360"/>
+        <w:rPr>
+          <w:u w:val="none"/>
+        </w:rPr>
+      </w:pPr>
+      <w:r>
+        <w:rPr>
+          <w:rtl w:val="0"/>
+        </w:rPr>
+        <w:t xml:space="preserve">    </w:t>
+      </w:r>
+      <w:r>
+        <w:rPr>
+          <w:color w:val="0000ff"/>
+          <w:rtl w:val="0"/>
+        </w:rPr>
+        <w:t xml:space="preserve">Si</w:t>
+      </w:r>
+      <w:r>
+        <w:rPr>
+          <w:rtl w:val="0"/>
+        </w:rPr>
+        <w:t xml:space="preserve"> num </w:t>
+      </w:r>
+      <w:r>
+        <w:rPr>
+          <w:color w:val="0000ff"/>
+          <w:rtl w:val="0"/>
+        </w:rPr>
+        <w:t xml:space="preserve">&gt;</w:t>
+      </w:r>
+      <w:r>
+        <w:rPr>
+          <w:rtl w:val="0"/>
+        </w:rPr>
+        <w:t xml:space="preserve"> numMayor</w:t>
+      </w:r>
+      <w:r>
+        <w:rPr>
+          <w:color w:val="0000ff"/>
+          <w:rtl w:val="0"/>
+        </w:rPr>
+        <w:t xml:space="preserve"> Entonces</w:t>
+      </w:r>
+    </w:p>
+    <w:p>
+      <w:pPr>
+        <w:numPr>
+          <w:ilvl w:val="0"/>
+          <w:numId w:val="1"/>
+        </w:numPr>
+        <w:ind w:left="720" w:hanging="360"/>
+        <w:rPr>
+          <w:u w:val="none"/>
+        </w:rPr>
+      </w:pPr>
+      <w:r>
+        <w:rPr>
+          <w:rtl w:val="0"/>
+        </w:rPr>
+        <w:t xml:space="preserve">        numMayor </w:t>
+      </w:r>
+      <w:r>
+        <w:rPr>
+          <w:color w:val="0000ff"/>
+          <w:rtl w:val="0"/>
+        </w:rPr>
+        <w:t xml:space="preserve">&lt;-</w:t>
+      </w:r>
+      <w:r>
+        <w:rPr>
+          <w:rtl w:val="0"/>
+        </w:rPr>
+        <w:t xml:space="preserve"> num;</w:t>
+      </w:r>
+    </w:p>
+    <w:p>
+      <w:pPr>
+        <w:numPr>
+          <w:ilvl w:val="0"/>
+          <w:numId w:val="1"/>
+        </w:numPr>
+        <w:ind w:left="720" w:hanging="360"/>
+        <w:rPr>
+          <w:u w:val="none"/>
+        </w:rPr>
+      </w:pPr>
+      <w:r>
+        <w:rPr>
+          <w:rtl w:val="0"/>
+        </w:rPr>
+        <w:t xml:space="preserve">    </w:t>
+      </w:r>
+      <w:r>
+        <w:rPr>
+          <w:color w:val="0000ff"/>
+          <w:rtl w:val="0"/>
+        </w:rPr>
+        <w:t xml:space="preserve">FinSi</w:t>
+      </w:r>
+    </w:p>
+    <w:p>
+      <w:pPr>
+        <w:numPr>
+          <w:ilvl w:val="0"/>
+          <w:numId w:val="1"/>
+        </w:numPr>
+        <w:ind w:left="720" w:hanging="360"/>
+        <w:rPr>
+          <w:u w:val="none"/>
+        </w:rPr>
+      </w:pPr>
+      <w:r>
+        <w:rPr>
+          <w:rtl w:val="0"/>
+        </w:rPr>
+      </w:r>
+    </w:p>
+    <w:p>
+      <w:pPr>
+        <w:numPr>
+          <w:ilvl w:val="0"/>
+          <w:numId w:val="1"/>
+        </w:numPr>
+        <w:ind w:left="720" w:hanging="360"/>
+        <w:rPr>
+          <w:u w:val="none"/>
+        </w:rPr>
+      </w:pPr>
+      <w:r>
+        <w:rPr>
+          <w:rtl w:val="0"/>
+        </w:rPr>
+        <w:t xml:space="preserve">    </w:t>
+      </w:r>
+      <w:r>
+        <w:rPr>
+          <w:color w:val="0000ff"/>
+          <w:rtl w:val="0"/>
+        </w:rPr>
+        <w:t xml:space="preserve">Escribir</w:t>
+      </w:r>
+      <w:r>
+        <w:rPr>
+          <w:rtl w:val="0"/>
+        </w:rPr>
+        <w:t xml:space="preserve"> </w:t>
+      </w:r>
+      <w:r>
+        <w:rPr>
+          <w:color w:val="38761d"/>
+          <w:rtl w:val="0"/>
+        </w:rPr>
+        <w:t xml:space="preserve">"El mayor es: "</w:t>
+      </w:r>
+      <w:r>
+        <w:rPr>
+          <w:rtl w:val="0"/>
+        </w:rPr>
+        <w:t xml:space="preserve">, numMayor;</w:t>
+      </w:r>
+    </w:p>
+    <w:p>
+      <w:pPr>
+        <w:numPr>
+          <w:ilvl w:val="0"/>
+          <w:numId w:val="1"/>
+        </w:numPr>
+        <w:ind w:left="720" w:hanging="360"/>
+        <w:rPr>
+          <w:u w:val="none"/>
+        </w:rPr>
+      </w:pPr>
+      <w:r>
+        <w:rPr>
+          <w:rtl w:val="0"/>
+        </w:rPr>
+      </w:r>
+    </w:p>
+    <w:p>
+      <w:pPr>
+        <w:numPr>
+          <w:ilvl w:val="0"/>
+          <w:numId w:val="1"/>
+        </w:numPr>
+        <w:ind w:left="720" w:hanging="360"/>
+        <w:rPr/>
+      </w:pPr>
+      <w:r>
+        <w:rPr>
+          <w:color w:val="0000ff"/>
           <w:rtl w:val="0"/>
         </w:rPr>
         <w:t xml:space="preserve">FinProceso</w:t>
+      </w:r>
+    </w:p>
+    <w:p>
+      <w:pPr>
+        <w:ind w:left="720" w:firstLine="0"/>
+        <w:rPr/>
+      </w:pPr>
+      <w:r>
+        <w:rPr>
+          <w:rtl w:val="0"/>
+        </w:rPr>
+      </w:r>
+    </w:p>
+    <w:p>
+      <w:pPr>
+        <w:rPr/>
+      </w:pPr>
+      <w:r>
+        <w:rPr>
+          <w:rtl w:val="0"/>
+        </w:rPr>
+      </w:r>
+    </w:p>
+    <w:p>
+      <w:pPr>
+        <w:rPr/>
+      </w:pPr>
+      <w:r>
+        <w:rPr>
+          <w:rtl w:val="0"/>
+        </w:rPr>
+      </w:r>
+    </w:p>
+    <w:p>
+      <w:pPr>
+        <w:rPr/>
+      </w:pPr>
+      <w:r>
+        <w:rPr>
+          <w:rtl w:val="0"/>
+        </w:rPr>
+      </w:r>
+    </w:p>
+    <w:p>
+      <w:pPr>
+        <w:rPr/>
+      </w:pPr>
+      <w:r>
+        <w:rPr>
+          <w:rtl w:val="0"/>
+        </w:rPr>
+      </w:r>
+    </w:p>
+    <w:p>
+      <w:pPr>
+        <w:rPr/>
+      </w:pPr>
+      <w:r>
+        <w:rPr>
+          <w:rtl w:val="0"/>
+        </w:rPr>
+      </w:r>
+    </w:p>
+    <w:p>
+      <w:pPr>
+        <w:rPr/>
+      </w:pPr>
+      <w:r>
+        <w:rPr>
+          <w:rtl w:val="0"/>
+        </w:rPr>
+      </w:r>
+    </w:p>
+    <w:p>
+      <w:pPr>
+        <w:rPr/>
+      </w:pPr>
+      <w:r>
+        <w:rPr>
+          <w:rtl w:val="0"/>
+        </w:rPr>
       </w:r>
     </w:p>
     <w:p>
@@ -860,19 +1448,19 @@
         <w:rPr/>
         <w:drawing>
           <wp:inline distB="114300" distT="114300" distL="114300" distR="114300">
-            <wp:extent cx="3975923" cy="4584112"/>
+            <wp:extent cx="2881313" cy="5770563"/>
             <wp:effectExtent b="0" l="0" r="0" t="0"/>
-            <wp:docPr id="1" name="image1.png"/>
+            <wp:docPr id="3" name="image3.png"/>
             <a:graphic>
               <a:graphicData uri="http://schemas.openxmlformats.org/drawingml/2006/picture">
                 <pic:pic>
                   <pic:nvPicPr>
-                    <pic:cNvPr id="0" name="image1.png"/>
+                    <pic:cNvPr id="0" name="image3.png"/>
                     <pic:cNvPicPr preferRelativeResize="0"/>
                   </pic:nvPicPr>
                   <pic:blipFill>
                     <a:blip r:embed="rId7"/>
-                    <a:srcRect b="0" l="0" r="0" t="0"/>
+                    <a:srcRect b="0" l="5932" r="2331" t="1499"/>
                     <a:stretch>
                       <a:fillRect/>
                     </a:stretch>
@@ -880,7 +1468,7 @@
                   <pic:spPr>
                     <a:xfrm>
                       <a:off x="0" y="0"/>
-                      <a:ext cx="3975923" cy="4584112"/>
+                      <a:ext cx="2881313" cy="5770563"/>
                     </a:xfrm>
                     <a:prstGeom prst="rect"/>
                     <a:ln/>
@@ -896,6 +1484,188 @@
           <w:rtl w:val="0"/>
         </w:rPr>
       </w:r>
+      <w:r>
+        <w:drawing>
+          <wp:anchor allowOverlap="1" behindDoc="1" distB="114300" distT="114300" distL="114300" distR="114300" hidden="0" layoutInCell="1" locked="0" relativeHeight="0" simplePos="0">
+            <wp:simplePos x="0" y="0"/>
+            <wp:positionH relativeFrom="column">
+              <wp:posOffset>-47624</wp:posOffset>
+            </wp:positionH>
+            <wp:positionV relativeFrom="paragraph">
+              <wp:posOffset>5791200</wp:posOffset>
+            </wp:positionV>
+            <wp:extent cx="3033521" cy="3430000"/>
+            <wp:effectExtent b="0" l="0" r="0" t="0"/>
+            <wp:wrapNone/>
+            <wp:docPr id="4" name="image4.png"/>
+            <a:graphic>
+              <a:graphicData uri="http://schemas.openxmlformats.org/drawingml/2006/picture">
+                <pic:pic>
+                  <pic:nvPicPr>
+                    <pic:cNvPr id="0" name="image4.png"/>
+                    <pic:cNvPicPr preferRelativeResize="0"/>
+                  </pic:nvPicPr>
+                  <pic:blipFill>
+                    <a:blip r:embed="rId8"/>
+                    <a:srcRect b="0" l="0" r="0" t="0"/>
+                    <a:stretch>
+                      <a:fillRect/>
+                    </a:stretch>
+                  </pic:blipFill>
+                  <pic:spPr>
+                    <a:xfrm>
+                      <a:off x="0" y="0"/>
+                      <a:ext cx="3033521" cy="3430000"/>
+                    </a:xfrm>
+                    <a:prstGeom prst="rect"/>
+                    <a:ln/>
+                  </pic:spPr>
+                </pic:pic>
+              </a:graphicData>
+            </a:graphic>
+          </wp:anchor>
+        </w:drawing>
+      </w:r>
+    </w:p>
+    <w:p>
+      <w:pPr>
+        <w:rPr/>
+      </w:pPr>
+      <w:r>
+        <w:rPr>
+          <w:rtl w:val="0"/>
+        </w:rPr>
+      </w:r>
+    </w:p>
+    <w:p>
+      <w:pPr>
+        <w:rPr/>
+      </w:pPr>
+      <w:r>
+        <w:rPr>
+          <w:rtl w:val="0"/>
+        </w:rPr>
+      </w:r>
+    </w:p>
+    <w:p>
+      <w:pPr>
+        <w:rPr/>
+      </w:pPr>
+      <w:r>
+        <w:rPr>
+          <w:rtl w:val="0"/>
+        </w:rPr>
+      </w:r>
+    </w:p>
+    <w:p>
+      <w:pPr>
+        <w:rPr/>
+      </w:pPr>
+      <w:r>
+        <w:rPr>
+          <w:rtl w:val="0"/>
+        </w:rPr>
+      </w:r>
+    </w:p>
+    <w:p>
+      <w:pPr>
+        <w:rPr/>
+      </w:pPr>
+      <w:r>
+        <w:rPr>
+          <w:rtl w:val="0"/>
+        </w:rPr>
+      </w:r>
+    </w:p>
+    <w:p>
+      <w:pPr>
+        <w:rPr/>
+      </w:pPr>
+      <w:r>
+        <w:rPr>
+          <w:rtl w:val="0"/>
+        </w:rPr>
+      </w:r>
+    </w:p>
+    <w:p>
+      <w:pPr>
+        <w:rPr/>
+      </w:pPr>
+      <w:r>
+        <w:rPr>
+          <w:rtl w:val="0"/>
+        </w:rPr>
+      </w:r>
+    </w:p>
+    <w:p>
+      <w:pPr>
+        <w:rPr/>
+      </w:pPr>
+      <w:r>
+        <w:rPr>
+          <w:rtl w:val="0"/>
+        </w:rPr>
+      </w:r>
+    </w:p>
+    <w:p>
+      <w:pPr>
+        <w:rPr/>
+      </w:pPr>
+      <w:r>
+        <w:rPr>
+          <w:rtl w:val="0"/>
+        </w:rPr>
+      </w:r>
+    </w:p>
+    <w:p>
+      <w:pPr>
+        <w:rPr/>
+      </w:pPr>
+      <w:r>
+        <w:rPr>
+          <w:rtl w:val="0"/>
+        </w:rPr>
+      </w:r>
+    </w:p>
+    <w:p>
+      <w:pPr>
+        <w:rPr/>
+      </w:pPr>
+      <w:r>
+        <w:rPr>
+          <w:rtl w:val="0"/>
+        </w:rPr>
+      </w:r>
+    </w:p>
+    <w:p>
+      <w:pPr>
+        <w:rPr/>
+      </w:pPr>
+      <w:r>
+        <w:rPr>
+          <w:rtl w:val="0"/>
+        </w:rPr>
+      </w:r>
+    </w:p>
+    <w:p>
+      <w:pPr>
+        <w:rPr/>
+      </w:pPr>
+      <w:r>
+        <w:rPr>
+          <w:rtl w:val="0"/>
+        </w:rPr>
+      </w:r>
+    </w:p>
+    <w:p>
+      <w:pPr>
+        <w:rPr/>
+      </w:pPr>
+      <w:r>
+        <w:rPr>
+          <w:rtl w:val="0"/>
+        </w:rPr>
+      </w:r>
     </w:p>
     <w:p>
       <w:pPr>
@@ -963,7 +1733,7 @@
     <w:tbl>
       <w:tblPr>
         <w:tblStyle w:val="Table1"/>
-        <w:tblW w:w="9029.0" w:type="dxa"/>
+        <w:tblW w:w="8940.0" w:type="dxa"/>
         <w:jc w:val="left"/>
         <w:tblBorders>
           <w:top w:color="000000" w:space="0" w:sz="8" w:val="single"/>
@@ -977,16 +1747,16 @@
         <w:tblLook w:val="0600"/>
       </w:tblPr>
       <w:tblGrid>
-        <w:gridCol w:w="2257.25"/>
-        <w:gridCol w:w="2257.25"/>
-        <w:gridCol w:w="2257.25"/>
-        <w:gridCol w:w="2257.25"/>
+        <w:gridCol w:w="1620"/>
+        <w:gridCol w:w="1650"/>
+        <w:gridCol w:w="1920"/>
+        <w:gridCol w:w="3750"/>
         <w:tblGridChange w:id="0">
           <w:tblGrid>
-            <w:gridCol w:w="2257.25"/>
-            <w:gridCol w:w="2257.25"/>
-            <w:gridCol w:w="2257.25"/>
-            <w:gridCol w:w="2257.25"/>
+            <w:gridCol w:w="1620"/>
+            <w:gridCol w:w="1650"/>
+            <w:gridCol w:w="1920"/>
+            <w:gridCol w:w="3750"/>
           </w:tblGrid>
         </w:tblGridChange>
       </w:tblGrid>
@@ -1459,7 +2229,7 @@
               <w:rPr>
                 <w:rtl w:val="0"/>
               </w:rPr>
-              <w:t xml:space="preserve">Inicializa mayor</w:t>
+              <w:t xml:space="preserve">//inicializa mayor con el primer número</w:t>
             </w:r>
           </w:p>
         </w:tc>
@@ -2905,18 +3675,18 @@
         <w:rPr/>
         <w:drawing>
           <wp:inline distB="114300" distT="114300" distL="114300" distR="114300">
-            <wp:extent cx="2695108" cy="2319426"/>
+            <wp:extent cx="2081213" cy="1899946"/>
             <wp:effectExtent b="0" l="0" r="0" t="0"/>
-            <wp:docPr id="3" name="image3.png"/>
+            <wp:docPr id="1" name="image2.png"/>
             <a:graphic>
               <a:graphicData uri="http://schemas.openxmlformats.org/drawingml/2006/picture">
                 <pic:pic>
                   <pic:nvPicPr>
-                    <pic:cNvPr id="0" name="image3.png"/>
+                    <pic:cNvPr id="0" name="image2.png"/>
                     <pic:cNvPicPr preferRelativeResize="0"/>
                   </pic:nvPicPr>
                   <pic:blipFill>
-                    <a:blip r:embed="rId8"/>
+                    <a:blip r:embed="rId9"/>
                     <a:srcRect b="0" l="0" r="0" t="0"/>
                     <a:stretch>
                       <a:fillRect/>
@@ -2925,7 +3695,7 @@
                   <pic:spPr>
                     <a:xfrm>
                       <a:off x="0" y="0"/>
-                      <a:ext cx="2695108" cy="2319426"/>
+                      <a:ext cx="2081213" cy="1899946"/>
                     </a:xfrm>
                     <a:prstGeom prst="rect"/>
                     <a:ln/>
